--- a/보고서/MARCO_Phase2_결과보고서.docx
+++ b/보고서/MARCO_Phase2_결과보고서.docx
@@ -2148,449 +2148,6 @@
     </w:p>
     <w:p>
       <w:pPr>
-        <w:spacing w:before="200" w:after="120"/>
-      </w:pPr>
-      <w:r>
-        <w:rPr>
-          <w:b/>
-          <w:sz w:val="26"/>
-        </w:rPr>
-        <w:t>3.1.1 [보강] HAL_GPIO_WritePin() 실제 소스 분석</w:t>
-      </w:r>
-    </w:p>
-    <w:p>
-      <w:pPr>
-        <w:spacing w:after="120"/>
-      </w:pPr>
-      <w:r>
-        <w:rPr>
-          <w:sz w:val="22"/>
-        </w:rPr>
-        <w:t>이전 절(3.1)의 원인 설명은 HAL 소스코드를 직접 확인하지 않은 추정이었다. 실제 stm32f4xx_hal_gpio.c와 stm32f4xx_hal_conf.h를 확인해 원인을 재검증했다.</w:t>
-      </w:r>
-    </w:p>
-    <w:tbl>
-      <w:tblPr>
-        <w:tblW w:type="auto" w:w="0"/>
-        <w:tblLook w:firstColumn="1" w:firstRow="1" w:lastColumn="0" w:lastRow="0" w:noHBand="0" w:noVBand="1" w:val="04A0"/>
-      </w:tblPr>
-      <w:tblGrid>
-        <w:gridCol w:w="9386"/>
-      </w:tblGrid>
-      <w:tr>
-        <w:tc>
-          <w:tcPr>
-            <w:tcW w:type="dxa" w:w="9386"/>
-            <w:shd w:fill="2B2B2B"/>
-          </w:tcPr>
-          <w:p>
-            <w:pPr>
-              <w:spacing w:after="0"/>
-            </w:pPr>
-            <w:r/>
-            <w:r>
-              <w:rPr>
-                <w:rFonts w:ascii="Consolas" w:hAnsi="Consolas"/>
-                <w:color w:val="E6E6E6"/>
-                <w:sz w:val="19"/>
-              </w:rPr>
-              <w:t>void HAL_GPIO_WritePin(GPIO_TypeDef* GPIOx, uint16_t GPIO_Pin, GPIO_PinState PinState)</w:t>
-            </w:r>
-          </w:p>
-          <w:p>
-            <w:pPr>
-              <w:spacing w:after="0"/>
-            </w:pPr>
-            <w:r>
-              <w:rPr>
-                <w:rFonts w:ascii="Consolas" w:hAnsi="Consolas"/>
-                <w:color w:val="E6E6E6"/>
-                <w:sz w:val="19"/>
-              </w:rPr>
-              <w:t>{</w:t>
-            </w:r>
-          </w:p>
-          <w:p>
-            <w:pPr>
-              <w:spacing w:after="0"/>
-            </w:pPr>
-            <w:r>
-              <w:rPr>
-                <w:rFonts w:ascii="Consolas" w:hAnsi="Consolas"/>
-                <w:color w:val="E6E6E6"/>
-                <w:sz w:val="19"/>
-              </w:rPr>
-              <w:t xml:space="preserve">  assert_param(IS_GPIO_PIN(GPIO_Pin));</w:t>
-            </w:r>
-          </w:p>
-          <w:p>
-            <w:pPr>
-              <w:spacing w:after="0"/>
-            </w:pPr>
-            <w:r>
-              <w:rPr>
-                <w:rFonts w:ascii="Consolas" w:hAnsi="Consolas"/>
-                <w:color w:val="E6E6E6"/>
-                <w:sz w:val="19"/>
-              </w:rPr>
-              <w:t xml:space="preserve">  assert_param(IS_GPIO_PIN_ACTION(PinState));</w:t>
-            </w:r>
-          </w:p>
-          <w:p>
-            <w:pPr>
-              <w:spacing w:after="0"/>
-            </w:pPr>
-            <w:r>
-              <w:rPr>
-                <w:rFonts w:ascii="Consolas" w:hAnsi="Consolas"/>
-                <w:color w:val="E6E6E6"/>
-                <w:sz w:val="19"/>
-              </w:rPr>
-            </w:r>
-          </w:p>
-          <w:p>
-            <w:pPr>
-              <w:spacing w:after="0"/>
-            </w:pPr>
-            <w:r>
-              <w:rPr>
-                <w:rFonts w:ascii="Consolas" w:hAnsi="Consolas"/>
-                <w:color w:val="E6E6E6"/>
-                <w:sz w:val="19"/>
-              </w:rPr>
-              <w:t xml:space="preserve">  if(PinState != GPIO_PIN_RESET)</w:t>
-            </w:r>
-          </w:p>
-          <w:p>
-            <w:pPr>
-              <w:spacing w:after="0"/>
-            </w:pPr>
-            <w:r>
-              <w:rPr>
-                <w:rFonts w:ascii="Consolas" w:hAnsi="Consolas"/>
-                <w:color w:val="E6E6E6"/>
-                <w:sz w:val="19"/>
-              </w:rPr>
-              <w:t xml:space="preserve">  {</w:t>
-            </w:r>
-          </w:p>
-          <w:p>
-            <w:pPr>
-              <w:spacing w:after="0"/>
-            </w:pPr>
-            <w:r>
-              <w:rPr>
-                <w:rFonts w:ascii="Consolas" w:hAnsi="Consolas"/>
-                <w:color w:val="E6E6E6"/>
-                <w:sz w:val="19"/>
-              </w:rPr>
-              <w:t xml:space="preserve">    GPIOx-&gt;BSRR = GPIO_Pin;</w:t>
-            </w:r>
-          </w:p>
-          <w:p>
-            <w:pPr>
-              <w:spacing w:after="0"/>
-            </w:pPr>
-            <w:r>
-              <w:rPr>
-                <w:rFonts w:ascii="Consolas" w:hAnsi="Consolas"/>
-                <w:color w:val="E6E6E6"/>
-                <w:sz w:val="19"/>
-              </w:rPr>
-              <w:t xml:space="preserve">  }</w:t>
-            </w:r>
-          </w:p>
-          <w:p>
-            <w:pPr>
-              <w:spacing w:after="0"/>
-            </w:pPr>
-            <w:r>
-              <w:rPr>
-                <w:rFonts w:ascii="Consolas" w:hAnsi="Consolas"/>
-                <w:color w:val="E6E6E6"/>
-                <w:sz w:val="19"/>
-              </w:rPr>
-              <w:t xml:space="preserve">  else</w:t>
-            </w:r>
-          </w:p>
-          <w:p>
-            <w:pPr>
-              <w:spacing w:after="0"/>
-            </w:pPr>
-            <w:r>
-              <w:rPr>
-                <w:rFonts w:ascii="Consolas" w:hAnsi="Consolas"/>
-                <w:color w:val="E6E6E6"/>
-                <w:sz w:val="19"/>
-              </w:rPr>
-              <w:t xml:space="preserve">  {</w:t>
-            </w:r>
-          </w:p>
-          <w:p>
-            <w:pPr>
-              <w:spacing w:after="0"/>
-            </w:pPr>
-            <w:r>
-              <w:rPr>
-                <w:rFonts w:ascii="Consolas" w:hAnsi="Consolas"/>
-                <w:color w:val="E6E6E6"/>
-                <w:sz w:val="19"/>
-              </w:rPr>
-              <w:t xml:space="preserve">    GPIOx-&gt;BSRR = (uint32_t)GPIO_Pin &lt;&lt; 16U;</w:t>
-            </w:r>
-          </w:p>
-          <w:p>
-            <w:pPr>
-              <w:spacing w:after="0"/>
-            </w:pPr>
-            <w:r>
-              <w:rPr>
-                <w:rFonts w:ascii="Consolas" w:hAnsi="Consolas"/>
-                <w:color w:val="E6E6E6"/>
-                <w:sz w:val="19"/>
-              </w:rPr>
-              <w:t xml:space="preserve">  }</w:t>
-            </w:r>
-          </w:p>
-          <w:p>
-            <w:pPr>
-              <w:spacing w:after="0"/>
-            </w:pPr>
-            <w:r>
-              <w:rPr>
-                <w:rFonts w:ascii="Consolas" w:hAnsi="Consolas"/>
-                <w:color w:val="E6E6E6"/>
-                <w:sz w:val="19"/>
-              </w:rPr>
-              <w:t>}</w:t>
-            </w:r>
-          </w:p>
-        </w:tc>
-      </w:tr>
-    </w:tbl>
-    <w:p>
-      <w:pPr>
-        <w:spacing w:after="120"/>
-      </w:pPr>
-      <w:r>
-        <w:rPr>
-          <w:sz w:val="22"/>
-        </w:rPr>
-        <w:t>stm32f4xx_hal_conf.h(템플릿 기준)에서 USE_FULL_ASSERT 정의 여부를 확인한 결과:</w:t>
-      </w:r>
-    </w:p>
-    <w:tbl>
-      <w:tblPr>
-        <w:tblW w:type="auto" w:w="0"/>
-        <w:tblLook w:firstColumn="1" w:firstRow="1" w:lastColumn="0" w:lastRow="0" w:noHBand="0" w:noVBand="1" w:val="04A0"/>
-      </w:tblPr>
-      <w:tblGrid>
-        <w:gridCol w:w="9386"/>
-      </w:tblGrid>
-      <w:tr>
-        <w:tc>
-          <w:tcPr>
-            <w:tcW w:type="dxa" w:w="9386"/>
-            <w:shd w:fill="2B2B2B"/>
-          </w:tcPr>
-          <w:p>
-            <w:pPr>
-              <w:spacing w:after="0"/>
-            </w:pPr>
-            <w:r/>
-            <w:r>
-              <w:rPr>
-                <w:rFonts w:ascii="Consolas" w:hAnsi="Consolas"/>
-                <w:color w:val="E6E6E6"/>
-                <w:sz w:val="19"/>
-              </w:rPr>
-              <w:t>/* #define USE_FULL_ASSERT    1U */   // 주석 처리 — 기본 비활성</w:t>
-            </w:r>
-          </w:p>
-          <w:p>
-            <w:pPr>
-              <w:spacing w:after="0"/>
-            </w:pPr>
-            <w:r>
-              <w:rPr>
-                <w:rFonts w:ascii="Consolas" w:hAnsi="Consolas"/>
-                <w:color w:val="E6E6E6"/>
-                <w:sz w:val="19"/>
-              </w:rPr>
-            </w:r>
-          </w:p>
-          <w:p>
-            <w:pPr>
-              <w:spacing w:after="0"/>
-            </w:pPr>
-            <w:r>
-              <w:rPr>
-                <w:rFonts w:ascii="Consolas" w:hAnsi="Consolas"/>
-                <w:color w:val="E6E6E6"/>
-                <w:sz w:val="19"/>
-              </w:rPr>
-              <w:t>#ifdef  USE_FULL_ASSERT</w:t>
-            </w:r>
-          </w:p>
-          <w:p>
-            <w:pPr>
-              <w:spacing w:after="0"/>
-            </w:pPr>
-            <w:r>
-              <w:rPr>
-                <w:rFonts w:ascii="Consolas" w:hAnsi="Consolas"/>
-                <w:color w:val="E6E6E6"/>
-                <w:sz w:val="19"/>
-              </w:rPr>
-              <w:t xml:space="preserve">  #define assert_param(expr) ((expr) ? (void)0U : assert_failed(...))</w:t>
-            </w:r>
-          </w:p>
-          <w:p>
-            <w:pPr>
-              <w:spacing w:after="0"/>
-            </w:pPr>
-            <w:r>
-              <w:rPr>
-                <w:rFonts w:ascii="Consolas" w:hAnsi="Consolas"/>
-                <w:color w:val="E6E6E6"/>
-                <w:sz w:val="19"/>
-              </w:rPr>
-              <w:t>#else</w:t>
-            </w:r>
-          </w:p>
-          <w:p>
-            <w:pPr>
-              <w:spacing w:after="0"/>
-            </w:pPr>
-            <w:r>
-              <w:rPr>
-                <w:rFonts w:ascii="Consolas" w:hAnsi="Consolas"/>
-                <w:color w:val="E6E6E6"/>
-                <w:sz w:val="19"/>
-              </w:rPr>
-              <w:t xml:space="preserve">  #define assert_param(expr) ((void)0U)   // 비활성 시 완전히 무의미한 코드로 치환</w:t>
-            </w:r>
-          </w:p>
-          <w:p>
-            <w:pPr>
-              <w:spacing w:after="0"/>
-            </w:pPr>
-            <w:r>
-              <w:rPr>
-                <w:rFonts w:ascii="Consolas" w:hAnsi="Consolas"/>
-                <w:color w:val="E6E6E6"/>
-                <w:sz w:val="19"/>
-              </w:rPr>
-              <w:t>#endif</w:t>
-            </w:r>
-          </w:p>
-        </w:tc>
-      </w:tr>
-    </w:tbl>
-    <w:tbl>
-      <w:tblPr>
-        <w:tblW w:type="auto" w:w="0"/>
-        <w:tblLook w:firstColumn="1" w:firstRow="1" w:lastColumn="0" w:lastRow="0" w:noHBand="0" w:noVBand="1" w:val="04A0"/>
-      </w:tblPr>
-      <w:tblGrid>
-        <w:gridCol w:w="9386"/>
-      </w:tblGrid>
-      <w:tr>
-        <w:tc>
-          <w:tcPr>
-            <w:tcW w:type="dxa" w:w="9386"/>
-            <w:shd w:fill="FAEEDA"/>
-          </w:tcPr>
-          <w:p>
-            <w:r/>
-            <w:r>
-              <w:rPr>
-                <w:b/>
-                <w:sz w:val="22"/>
-              </w:rPr>
-              <w:t>⚠ 정정된 결론</w:t>
-            </w:r>
-          </w:p>
-          <w:p>
-            <w:r>
-              <w:rPr>
-                <w:sz w:val="20"/>
-              </w:rPr>
-              <w:t>• USE_FULL_ASSERT가 비활성(기본값)이라면 assert_param 2회 호출은 컴파일러에 의해 완전히 제거되어 실행 코드에 남지 않는다.</w:t>
-            </w:r>
-          </w:p>
-          <w:p>
-            <w:r>
-              <w:rPr>
-                <w:sz w:val="20"/>
-              </w:rPr>
-              <w:t>• 따라서 "매개변수 검사 비용"이라는 이전 설명은 부정확하다.</w:t>
-            </w:r>
-          </w:p>
-          <w:p>
-            <w:r>
-              <w:rPr>
-                <w:sz w:val="20"/>
-              </w:rPr>
-              <w:t>• 실제 남는 오버헤드 후보는 (1) 함수가 인라인되지 않을 경우의 호출/복귀 비용, (2) if-else 조건 분기 1회, 이 두 가지뿐이다.</w:t>
-            </w:r>
-          </w:p>
-          <w:p>
-            <w:r>
-              <w:rPr>
-                <w:sz w:val="20"/>
-              </w:rPr>
-              <w:t>• 본 프로젝트의 실제 stm32f4xx_hal_conf.h(USE_FULL_ASSERT 설정)와 컴파일된 어셈블리(디스어셈블리)까지 확인해야 100% 확정할 수 있으며, 이는 검증되지 않은 잔여 가정으로 남는다.</w:t>
-            </w:r>
-          </w:p>
-        </w:tc>
-      </w:tr>
-    </w:tbl>
-    <w:tbl>
-      <w:tblPr>
-        <w:tblW w:type="auto" w:w="0"/>
-        <w:tblLook w:firstColumn="1" w:firstRow="1" w:lastColumn="0" w:lastRow="0" w:noHBand="0" w:noVBand="1" w:val="04A0"/>
-      </w:tblPr>
-      <w:tblGrid>
-        <w:gridCol w:w="9386"/>
-      </w:tblGrid>
-      <w:tr>
-        <w:tc>
-          <w:tcPr>
-            <w:tcW w:type="dxa" w:w="9386"/>
-            <w:shd w:fill="EDFBF3"/>
-          </w:tcPr>
-          <w:p>
-            <w:r/>
-            <w:r>
-              <w:rPr>
-                <w:b/>
-                <w:sz w:val="22"/>
-              </w:rPr>
-              <w:t>✓ 교훈</w:t>
-            </w:r>
-          </w:p>
-          <w:p>
-            <w:r>
-              <w:rPr>
-                <w:sz w:val="20"/>
-              </w:rPr>
-              <w:t>• 성능 차이를 "실측"했다고 해서 그 "원인"까지 실측한 것은 아니다 — 실행 시간 측정(블랙박스)과 소스코드 분석(화이트박스)은 별개의 검증이다.</w:t>
-            </w:r>
-          </w:p>
-          <w:p>
-            <w:r>
-              <w:rPr>
-                <w:sz w:val="20"/>
-              </w:rPr>
-              <w:t>• 이번 정정을 통해 보고서의 인과 관계 서술을 추정에서 실제 소스 근거로 격상시켰다.</w:t>
-            </w:r>
-          </w:p>
-        </w:tc>
-      </w:tr>
-    </w:tbl>
-    <w:p>
-      <w:pPr>
         <w:pStyle w:val="Heading2"/>
         <w:spacing w:after="100" w:before="240"/>
       </w:pPr>
@@ -6026,6 +5583,736 @@
         <w:spacing w:after="60"/>
       </w:pPr>
     </w:p>
+    <w:p>
+      <w:pPr>
+        <w:pStyle w:val="Heading2"/>
+        <w:spacing w:after="100" w:before="240"/>
+      </w:pPr>
+      <w:r>
+        <w:rPr>
+          <w:rFonts w:ascii="Malgun Gothic" w:cs="Malgun Gothic" w:eastAsia="Malgun Gothic" w:hAnsi="Malgun Gothic"/>
+          <w:b/>
+          <w:bCs/>
+          <w:color w:val="1A1A1A"/>
+          <w:sz w:val="26"/>
+          <w:szCs w:val="26"/>
+        </w:rPr>
+        <w:t xml:space="preserve">다음 단계</w:t>
+      </w:r>
+    </w:p>
+    <w:tbl>
+      <w:tblPr>
+        <w:tblW w:type="dxa" w:w="9360"/>
+        <w:tblBorders>
+          <w:top w:val="single" w:color="auto" w:sz="4"/>
+          <w:left w:val="single" w:color="auto" w:sz="4"/>
+          <w:bottom w:val="single" w:color="auto" w:sz="4"/>
+          <w:right w:val="single" w:color="auto" w:sz="4"/>
+          <w:insideH w:val="single" w:color="auto" w:sz="4"/>
+          <w:insideV w:val="single" w:color="auto" w:sz="4"/>
+        </w:tblBorders>
+      </w:tblPr>
+      <w:tblGrid>
+        <w:gridCol w:w="900"/>
+        <w:gridCol w:w="8460"/>
+      </w:tblGrid>
+      <w:tr>
+        <w:trPr>
+          <w:tblHeader/>
+        </w:trPr>
+        <w:tc>
+          <w:tcPr>
+            <w:tcW w:type="dxa" w:w="900"/>
+            <w:shd w:fill="0F6E56"/>
+            <w:tcMar>
+              <w:top w:type="dxa" w:w="80"/>
+              <w:left w:type="dxa" w:w="140"/>
+              <w:bottom w:type="dxa" w:w="80"/>
+              <w:right w:type="dxa" w:w="140"/>
+            </w:tcMar>
+          </w:tcPr>
+          <w:p>
+            <w:pPr>
+              <w:spacing w:after="0"/>
+            </w:pPr>
+            <w:r>
+              <w:rPr>
+                <w:rFonts w:ascii="Malgun Gothic" w:cs="Malgun Gothic" w:eastAsia="Malgun Gothic" w:hAnsi="Malgun Gothic"/>
+                <w:b/>
+                <w:bCs/>
+                <w:color w:val="FFFFFF"/>
+                <w:sz w:val="20"/>
+                <w:szCs w:val="20"/>
+              </w:rPr>
+              <w:t xml:space="preserve">순서</w:t>
+            </w:r>
+          </w:p>
+        </w:tc>
+        <w:tc>
+          <w:tcPr>
+            <w:tcW w:type="dxa" w:w="8460"/>
+            <w:shd w:fill="0F6E56"/>
+            <w:tcMar>
+              <w:top w:type="dxa" w:w="80"/>
+              <w:left w:type="dxa" w:w="140"/>
+              <w:bottom w:type="dxa" w:w="80"/>
+              <w:right w:type="dxa" w:w="140"/>
+            </w:tcMar>
+          </w:tcPr>
+          <w:p>
+            <w:pPr>
+              <w:spacing w:after="0"/>
+            </w:pPr>
+            <w:r>
+              <w:rPr>
+                <w:rFonts w:ascii="Malgun Gothic" w:cs="Malgun Gothic" w:eastAsia="Malgun Gothic" w:hAnsi="Malgun Gothic"/>
+                <w:b/>
+                <w:bCs/>
+                <w:color w:val="FFFFFF"/>
+                <w:sz w:val="20"/>
+                <w:szCs w:val="20"/>
+              </w:rPr>
+              <w:t xml:space="preserve">작업</w:t>
+            </w:r>
+          </w:p>
+        </w:tc>
+      </w:tr>
+      <w:tr>
+        <w:tc>
+          <w:tcPr>
+            <w:tcW w:type="dxa" w:w="900"/>
+            <w:tcBorders>
+              <w:top w:val="single" w:color="CCCCCC" w:sz="1"/>
+              <w:left w:val="single" w:color="CCCCCC" w:sz="1"/>
+              <w:bottom w:val="single" w:color="CCCCCC" w:sz="1"/>
+              <w:right w:val="single" w:color="CCCCCC" w:sz="1"/>
+            </w:tcBorders>
+            <w:shd w:fill="FFFFFF"/>
+            <w:tcMar>
+              <w:top w:type="dxa" w:w="60"/>
+              <w:left w:type="dxa" w:w="140"/>
+              <w:bottom w:type="dxa" w:w="60"/>
+              <w:right w:type="dxa" w:w="140"/>
+            </w:tcMar>
+          </w:tcPr>
+          <w:p>
+            <w:pPr>
+              <w:spacing w:after="0"/>
+            </w:pPr>
+            <w:r>
+              <w:rPr>
+                <w:rFonts w:ascii="Malgun Gothic" w:cs="Malgun Gothic" w:eastAsia="Malgun Gothic" w:hAnsi="Malgun Gothic"/>
+                <w:sz w:val="20"/>
+                <w:szCs w:val="20"/>
+              </w:rPr>
+              <w:t xml:space="preserve">1</w:t>
+            </w:r>
+          </w:p>
+        </w:tc>
+        <w:tc>
+          <w:tcPr>
+            <w:tcW w:type="dxa" w:w="8460"/>
+            <w:tcBorders>
+              <w:top w:val="single" w:color="CCCCCC" w:sz="1"/>
+              <w:left w:val="single" w:color="CCCCCC" w:sz="1"/>
+              <w:bottom w:val="single" w:color="CCCCCC" w:sz="1"/>
+              <w:right w:val="single" w:color="CCCCCC" w:sz="1"/>
+            </w:tcBorders>
+            <w:shd w:fill="FFFFFF"/>
+            <w:tcMar>
+              <w:top w:type="dxa" w:w="60"/>
+              <w:left w:type="dxa" w:w="140"/>
+              <w:bottom w:type="dxa" w:w="60"/>
+              <w:right w:type="dxa" w:w="140"/>
+            </w:tcMar>
+          </w:tcPr>
+          <w:p>
+            <w:pPr>
+              <w:spacing w:after="0"/>
+            </w:pPr>
+            <w:r>
+              <w:rPr>
+                <w:rFonts w:ascii="Malgun Gothic" w:cs="Malgun Gothic" w:eastAsia="Malgun Gothic" w:hAnsi="Malgun Gothic"/>
+                <w:sz w:val="20"/>
+                <w:szCs w:val="20"/>
+              </w:rPr>
+              <w:t xml:space="preserve">Phase 3 재개 — CAN1 수신 핸들러 반영, DBC ID 실제 코드 이관</w:t>
+            </w:r>
+          </w:p>
+        </w:tc>
+      </w:tr>
+      <w:tr>
+        <w:tc>
+          <w:tcPr>
+            <w:tcW w:type="dxa" w:w="900"/>
+            <w:tcBorders>
+              <w:top w:val="single" w:color="CCCCCC" w:sz="1"/>
+              <w:left w:val="single" w:color="CCCCCC" w:sz="1"/>
+              <w:bottom w:val="single" w:color="CCCCCC" w:sz="1"/>
+              <w:right w:val="single" w:color="CCCCCC" w:sz="1"/>
+            </w:tcBorders>
+            <w:shd w:fill="F1EFE8"/>
+            <w:tcMar>
+              <w:top w:type="dxa" w:w="60"/>
+              <w:left w:type="dxa" w:w="140"/>
+              <w:bottom w:type="dxa" w:w="60"/>
+              <w:right w:type="dxa" w:w="140"/>
+            </w:tcMar>
+          </w:tcPr>
+          <w:p>
+            <w:pPr>
+              <w:spacing w:after="0"/>
+            </w:pPr>
+            <w:r>
+              <w:rPr>
+                <w:rFonts w:ascii="Malgun Gothic" w:cs="Malgun Gothic" w:eastAsia="Malgun Gothic" w:hAnsi="Malgun Gothic"/>
+                <w:sz w:val="20"/>
+                <w:szCs w:val="20"/>
+              </w:rPr>
+              <w:t xml:space="preserve">2</w:t>
+            </w:r>
+          </w:p>
+        </w:tc>
+        <w:tc>
+          <w:tcPr>
+            <w:tcW w:type="dxa" w:w="8460"/>
+            <w:tcBorders>
+              <w:top w:val="single" w:color="CCCCCC" w:sz="1"/>
+              <w:left w:val="single" w:color="CCCCCC" w:sz="1"/>
+              <w:bottom w:val="single" w:color="CCCCCC" w:sz="1"/>
+              <w:right w:val="single" w:color="CCCCCC" w:sz="1"/>
+            </w:tcBorders>
+            <w:shd w:fill="F1EFE8"/>
+            <w:tcMar>
+              <w:top w:type="dxa" w:w="60"/>
+              <w:left w:type="dxa" w:w="140"/>
+              <w:bottom w:type="dxa" w:w="60"/>
+              <w:right w:type="dxa" w:w="140"/>
+            </w:tcMar>
+          </w:tcPr>
+          <w:p>
+            <w:pPr>
+              <w:spacing w:after="0"/>
+            </w:pPr>
+            <w:r>
+              <w:rPr>
+                <w:rFonts w:ascii="Malgun Gothic" w:cs="Malgun Gothic" w:eastAsia="Malgun Gothic" w:hAnsi="Malgun Gothic"/>
+                <w:sz w:val="20"/>
+                <w:szCs w:val="20"/>
+              </w:rPr>
+              <w:t xml:space="preserve">Phase 1-7 최종 정리 — 주석 처리된 HAL 코드 제거</w:t>
+            </w:r>
+          </w:p>
+        </w:tc>
+      </w:tr>
+      <w:tr>
+        <w:tc>
+          <w:tcPr>
+            <w:tcW w:type="dxa" w:w="900"/>
+            <w:tcBorders>
+              <w:top w:val="single" w:color="CCCCCC" w:sz="1"/>
+              <w:left w:val="single" w:color="CCCCCC" w:sz="1"/>
+              <w:bottom w:val="single" w:color="CCCCCC" w:sz="1"/>
+              <w:right w:val="single" w:color="CCCCCC" w:sz="1"/>
+            </w:tcBorders>
+            <w:shd w:fill="FFFFFF"/>
+            <w:tcMar>
+              <w:top w:type="dxa" w:w="60"/>
+              <w:left w:type="dxa" w:w="140"/>
+              <w:bottom w:type="dxa" w:w="60"/>
+              <w:right w:type="dxa" w:w="140"/>
+            </w:tcMar>
+          </w:tcPr>
+          <w:p>
+            <w:pPr>
+              <w:spacing w:after="0"/>
+            </w:pPr>
+            <w:r>
+              <w:rPr>
+                <w:rFonts w:ascii="Malgun Gothic" w:cs="Malgun Gothic" w:eastAsia="Malgun Gothic" w:hAnsi="Malgun Gothic"/>
+                <w:sz w:val="20"/>
+                <w:szCs w:val="20"/>
+              </w:rPr>
+              <w:t xml:space="preserve">3</w:t>
+            </w:r>
+          </w:p>
+        </w:tc>
+        <w:tc>
+          <w:tcPr>
+            <w:tcW w:type="dxa" w:w="8460"/>
+            <w:tcBorders>
+              <w:top w:val="single" w:color="CCCCCC" w:sz="1"/>
+              <w:left w:val="single" w:color="CCCCCC" w:sz="1"/>
+              <w:bottom w:val="single" w:color="CCCCCC" w:sz="1"/>
+              <w:right w:val="single" w:color="CCCCCC" w:sz="1"/>
+            </w:tcBorders>
+            <w:shd w:fill="FFFFFF"/>
+            <w:tcMar>
+              <w:top w:type="dxa" w:w="60"/>
+              <w:left w:type="dxa" w:w="140"/>
+              <w:bottom w:type="dxa" w:w="60"/>
+              <w:right w:type="dxa" w:w="140"/>
+            </w:tcMar>
+          </w:tcPr>
+          <w:p>
+            <w:pPr>
+              <w:spacing w:after="0"/>
+            </w:pPr>
+            <w:r>
+              <w:rPr>
+                <w:rFonts w:ascii="Malgun Gothic" w:cs="Malgun Gothic" w:eastAsia="Malgun Gothic" w:hAnsi="Malgun Gothic"/>
+                <w:sz w:val="20"/>
+                <w:szCs w:val="20"/>
+              </w:rPr>
+              <w:t xml:space="preserve">Phase 0~2 완료분 GitHub 업로드</w:t>
+            </w:r>
+          </w:p>
+        </w:tc>
+      </w:tr>
+    </w:tbl>
+    <w:p>
+      <w:pPr>
+        <w:spacing w:before="200" w:after="120"/>
+      </w:pPr>
+      <w:r>
+        <w:rPr>
+          <w:b/>
+          <w:sz w:val="26"/>
+        </w:rPr>
+        <w:t>3.1.1 [보강] HAL_GPIO_WritePin() 실제 소스 분석</w:t>
+      </w:r>
+    </w:p>
+    <w:p>
+      <w:pPr>
+        <w:spacing w:after="120"/>
+      </w:pPr>
+      <w:r>
+        <w:rPr>
+          <w:sz w:val="22"/>
+        </w:rPr>
+        <w:t>이전 절(3.1)의 원인 설명은 HAL 소스코드를 직접 확인하지 않은 추정이었다. 실제 stm32f4xx_hal_gpio.c와 stm32f4xx_hal_conf.h를 확인해 원인을 재검증했다.</w:t>
+      </w:r>
+    </w:p>
+    <w:tbl>
+      <w:tblPr>
+        <w:tblW w:type="auto" w:w="0"/>
+        <w:tblLook w:firstColumn="1" w:firstRow="1" w:lastColumn="0" w:lastRow="0" w:noHBand="0" w:noVBand="1" w:val="04A0"/>
+      </w:tblPr>
+      <w:tblGrid>
+        <w:gridCol w:w="9386"/>
+      </w:tblGrid>
+      <w:tr>
+        <w:tc>
+          <w:tcPr>
+            <w:tcW w:type="dxa" w:w="9386"/>
+            <w:shd w:fill="2B2B2B"/>
+          </w:tcPr>
+          <w:p>
+            <w:pPr>
+              <w:spacing w:after="0"/>
+            </w:pPr>
+            <w:r/>
+            <w:r>
+              <w:rPr>
+                <w:rFonts w:ascii="Consolas" w:hAnsi="Consolas"/>
+                <w:color w:val="E6E6E6"/>
+                <w:sz w:val="19"/>
+              </w:rPr>
+              <w:t>void HAL_GPIO_WritePin(GPIO_TypeDef* GPIOx, uint16_t GPIO_Pin, GPIO_PinState PinState)</w:t>
+            </w:r>
+          </w:p>
+          <w:p>
+            <w:pPr>
+              <w:spacing w:after="0"/>
+            </w:pPr>
+            <w:r>
+              <w:rPr>
+                <w:rFonts w:ascii="Consolas" w:hAnsi="Consolas"/>
+                <w:color w:val="E6E6E6"/>
+                <w:sz w:val="19"/>
+              </w:rPr>
+              <w:t>{</w:t>
+            </w:r>
+          </w:p>
+          <w:p>
+            <w:pPr>
+              <w:spacing w:after="0"/>
+            </w:pPr>
+            <w:r>
+              <w:rPr>
+                <w:rFonts w:ascii="Consolas" w:hAnsi="Consolas"/>
+                <w:color w:val="E6E6E6"/>
+                <w:sz w:val="19"/>
+              </w:rPr>
+              <w:t xml:space="preserve">  assert_param(IS_GPIO_PIN(GPIO_Pin));</w:t>
+            </w:r>
+          </w:p>
+          <w:p>
+            <w:pPr>
+              <w:spacing w:after="0"/>
+            </w:pPr>
+            <w:r>
+              <w:rPr>
+                <w:rFonts w:ascii="Consolas" w:hAnsi="Consolas"/>
+                <w:color w:val="E6E6E6"/>
+                <w:sz w:val="19"/>
+              </w:rPr>
+              <w:t xml:space="preserve">  assert_param(IS_GPIO_PIN_ACTION(PinState));</w:t>
+            </w:r>
+          </w:p>
+          <w:p>
+            <w:pPr>
+              <w:spacing w:after="0"/>
+            </w:pPr>
+            <w:r>
+              <w:rPr>
+                <w:rFonts w:ascii="Consolas" w:hAnsi="Consolas"/>
+                <w:color w:val="E6E6E6"/>
+                <w:sz w:val="19"/>
+              </w:rPr>
+            </w:r>
+          </w:p>
+          <w:p>
+            <w:pPr>
+              <w:spacing w:after="0"/>
+            </w:pPr>
+            <w:r>
+              <w:rPr>
+                <w:rFonts w:ascii="Consolas" w:hAnsi="Consolas"/>
+                <w:color w:val="E6E6E6"/>
+                <w:sz w:val="19"/>
+              </w:rPr>
+              <w:t xml:space="preserve">  if(PinState != GPIO_PIN_RESET)</w:t>
+            </w:r>
+          </w:p>
+          <w:p>
+            <w:pPr>
+              <w:spacing w:after="0"/>
+            </w:pPr>
+            <w:r>
+              <w:rPr>
+                <w:rFonts w:ascii="Consolas" w:hAnsi="Consolas"/>
+                <w:color w:val="E6E6E6"/>
+                <w:sz w:val="19"/>
+              </w:rPr>
+              <w:t xml:space="preserve">  {</w:t>
+            </w:r>
+          </w:p>
+          <w:p>
+            <w:pPr>
+              <w:spacing w:after="0"/>
+            </w:pPr>
+            <w:r>
+              <w:rPr>
+                <w:rFonts w:ascii="Consolas" w:hAnsi="Consolas"/>
+                <w:color w:val="E6E6E6"/>
+                <w:sz w:val="19"/>
+              </w:rPr>
+              <w:t xml:space="preserve">    GPIOx-&gt;BSRR = GPIO_Pin;</w:t>
+            </w:r>
+          </w:p>
+          <w:p>
+            <w:pPr>
+              <w:spacing w:after="0"/>
+            </w:pPr>
+            <w:r>
+              <w:rPr>
+                <w:rFonts w:ascii="Consolas" w:hAnsi="Consolas"/>
+                <w:color w:val="E6E6E6"/>
+                <w:sz w:val="19"/>
+              </w:rPr>
+              <w:t xml:space="preserve">  }</w:t>
+            </w:r>
+          </w:p>
+          <w:p>
+            <w:pPr>
+              <w:spacing w:after="0"/>
+            </w:pPr>
+            <w:r>
+              <w:rPr>
+                <w:rFonts w:ascii="Consolas" w:hAnsi="Consolas"/>
+                <w:color w:val="E6E6E6"/>
+                <w:sz w:val="19"/>
+              </w:rPr>
+              <w:t xml:space="preserve">  else</w:t>
+            </w:r>
+          </w:p>
+          <w:p>
+            <w:pPr>
+              <w:spacing w:after="0"/>
+            </w:pPr>
+            <w:r>
+              <w:rPr>
+                <w:rFonts w:ascii="Consolas" w:hAnsi="Consolas"/>
+                <w:color w:val="E6E6E6"/>
+                <w:sz w:val="19"/>
+              </w:rPr>
+              <w:t xml:space="preserve">  {</w:t>
+            </w:r>
+          </w:p>
+          <w:p>
+            <w:pPr>
+              <w:spacing w:after="0"/>
+            </w:pPr>
+            <w:r>
+              <w:rPr>
+                <w:rFonts w:ascii="Consolas" w:hAnsi="Consolas"/>
+                <w:color w:val="E6E6E6"/>
+                <w:sz w:val="19"/>
+              </w:rPr>
+              <w:t xml:space="preserve">    GPIOx-&gt;BSRR = (uint32_t)GPIO_Pin &lt;&lt; 16U;</w:t>
+            </w:r>
+          </w:p>
+          <w:p>
+            <w:pPr>
+              <w:spacing w:after="0"/>
+            </w:pPr>
+            <w:r>
+              <w:rPr>
+                <w:rFonts w:ascii="Consolas" w:hAnsi="Consolas"/>
+                <w:color w:val="E6E6E6"/>
+                <w:sz w:val="19"/>
+              </w:rPr>
+              <w:t xml:space="preserve">  }</w:t>
+            </w:r>
+          </w:p>
+          <w:p>
+            <w:pPr>
+              <w:spacing w:after="0"/>
+            </w:pPr>
+            <w:r>
+              <w:rPr>
+                <w:rFonts w:ascii="Consolas" w:hAnsi="Consolas"/>
+                <w:color w:val="E6E6E6"/>
+                <w:sz w:val="19"/>
+              </w:rPr>
+              <w:t>}</w:t>
+            </w:r>
+          </w:p>
+        </w:tc>
+      </w:tr>
+    </w:tbl>
+    <w:p>
+      <w:pPr>
+        <w:spacing w:after="120"/>
+      </w:pPr>
+      <w:r>
+        <w:rPr>
+          <w:sz w:val="22"/>
+        </w:rPr>
+        <w:t>stm32f4xx_hal_conf.h(템플릿 기준)에서 USE_FULL_ASSERT 정의 여부를 확인한 결과:</w:t>
+      </w:r>
+    </w:p>
+    <w:tbl>
+      <w:tblPr>
+        <w:tblW w:type="auto" w:w="0"/>
+        <w:tblLook w:firstColumn="1" w:firstRow="1" w:lastColumn="0" w:lastRow="0" w:noHBand="0" w:noVBand="1" w:val="04A0"/>
+      </w:tblPr>
+      <w:tblGrid>
+        <w:gridCol w:w="9386"/>
+      </w:tblGrid>
+      <w:tr>
+        <w:tc>
+          <w:tcPr>
+            <w:tcW w:type="dxa" w:w="9386"/>
+            <w:shd w:fill="2B2B2B"/>
+          </w:tcPr>
+          <w:p>
+            <w:pPr>
+              <w:spacing w:after="0"/>
+            </w:pPr>
+            <w:r/>
+            <w:r>
+              <w:rPr>
+                <w:rFonts w:ascii="Consolas" w:hAnsi="Consolas"/>
+                <w:color w:val="E6E6E6"/>
+                <w:sz w:val="19"/>
+              </w:rPr>
+              <w:t>/* #define USE_FULL_ASSERT    1U */   // 주석 처리 — 기본 비활성</w:t>
+            </w:r>
+          </w:p>
+          <w:p>
+            <w:pPr>
+              <w:spacing w:after="0"/>
+            </w:pPr>
+            <w:r>
+              <w:rPr>
+                <w:rFonts w:ascii="Consolas" w:hAnsi="Consolas"/>
+                <w:color w:val="E6E6E6"/>
+                <w:sz w:val="19"/>
+              </w:rPr>
+            </w:r>
+          </w:p>
+          <w:p>
+            <w:pPr>
+              <w:spacing w:after="0"/>
+            </w:pPr>
+            <w:r>
+              <w:rPr>
+                <w:rFonts w:ascii="Consolas" w:hAnsi="Consolas"/>
+                <w:color w:val="E6E6E6"/>
+                <w:sz w:val="19"/>
+              </w:rPr>
+              <w:t>#ifdef  USE_FULL_ASSERT</w:t>
+            </w:r>
+          </w:p>
+          <w:p>
+            <w:pPr>
+              <w:spacing w:after="0"/>
+            </w:pPr>
+            <w:r>
+              <w:rPr>
+                <w:rFonts w:ascii="Consolas" w:hAnsi="Consolas"/>
+                <w:color w:val="E6E6E6"/>
+                <w:sz w:val="19"/>
+              </w:rPr>
+              <w:t xml:space="preserve">  #define assert_param(expr) ((expr) ? (void)0U : assert_failed(...))</w:t>
+            </w:r>
+          </w:p>
+          <w:p>
+            <w:pPr>
+              <w:spacing w:after="0"/>
+            </w:pPr>
+            <w:r>
+              <w:rPr>
+                <w:rFonts w:ascii="Consolas" w:hAnsi="Consolas"/>
+                <w:color w:val="E6E6E6"/>
+                <w:sz w:val="19"/>
+              </w:rPr>
+              <w:t>#else</w:t>
+            </w:r>
+          </w:p>
+          <w:p>
+            <w:pPr>
+              <w:spacing w:after="0"/>
+            </w:pPr>
+            <w:r>
+              <w:rPr>
+                <w:rFonts w:ascii="Consolas" w:hAnsi="Consolas"/>
+                <w:color w:val="E6E6E6"/>
+                <w:sz w:val="19"/>
+              </w:rPr>
+              <w:t xml:space="preserve">  #define assert_param(expr) ((void)0U)   // 비활성 시 완전히 무의미한 코드로 치환</w:t>
+            </w:r>
+          </w:p>
+          <w:p>
+            <w:pPr>
+              <w:spacing w:after="0"/>
+            </w:pPr>
+            <w:r>
+              <w:rPr>
+                <w:rFonts w:ascii="Consolas" w:hAnsi="Consolas"/>
+                <w:color w:val="E6E6E6"/>
+                <w:sz w:val="19"/>
+              </w:rPr>
+              <w:t>#endif</w:t>
+            </w:r>
+          </w:p>
+        </w:tc>
+      </w:tr>
+    </w:tbl>
+    <w:tbl>
+      <w:tblPr>
+        <w:tblW w:type="auto" w:w="0"/>
+        <w:tblLook w:firstColumn="1" w:firstRow="1" w:lastColumn="0" w:lastRow="0" w:noHBand="0" w:noVBand="1" w:val="04A0"/>
+      </w:tblPr>
+      <w:tblGrid>
+        <w:gridCol w:w="9386"/>
+      </w:tblGrid>
+      <w:tr>
+        <w:tc>
+          <w:tcPr>
+            <w:tcW w:type="dxa" w:w="9386"/>
+            <w:shd w:fill="FAEEDA"/>
+          </w:tcPr>
+          <w:p>
+            <w:r/>
+            <w:r>
+              <w:rPr>
+                <w:b/>
+                <w:sz w:val="22"/>
+              </w:rPr>
+              <w:t>⚠ 정정된 결론</w:t>
+            </w:r>
+          </w:p>
+          <w:p>
+            <w:r>
+              <w:rPr>
+                <w:sz w:val="20"/>
+              </w:rPr>
+              <w:t>• USE_FULL_ASSERT가 비활성(기본값)이라면 assert_param 2회 호출은 컴파일러에 의해 완전히 제거되어 실행 코드에 남지 않는다.</w:t>
+            </w:r>
+          </w:p>
+          <w:p>
+            <w:r>
+              <w:rPr>
+                <w:sz w:val="20"/>
+              </w:rPr>
+              <w:t>• 따라서 "매개변수 검사 비용"이라는 이전 설명은 부정확하다.</w:t>
+            </w:r>
+          </w:p>
+          <w:p>
+            <w:r>
+              <w:rPr>
+                <w:sz w:val="20"/>
+              </w:rPr>
+              <w:t>• 실제 남는 오버헤드 후보는 (1) 함수가 인라인되지 않을 경우의 호출/복귀 비용, (2) if-else 조건 분기 1회, 이 두 가지뿐이다.</w:t>
+            </w:r>
+          </w:p>
+          <w:p>
+            <w:r>
+              <w:rPr>
+                <w:sz w:val="20"/>
+              </w:rPr>
+              <w:t>• 본 프로젝트의 실제 stm32f4xx_hal_conf.h(USE_FULL_ASSERT 설정)와 컴파일된 어셈블리(디스어셈블리)까지 확인해야 100% 확정할 수 있으며, 이는 검증되지 않은 잔여 가정으로 남는다. 이 잔여 가정은 Phase 2.5(컴파일러 관점 재분석)에서 objdump 기반 디스어셈블리 검증으로 해소할 계획이다.</w:t>
+            </w:r>
+          </w:p>
+        </w:tc>
+      </w:tr>
+    </w:tbl>
+    <w:tbl>
+      <w:tblPr>
+        <w:tblW w:type="auto" w:w="0"/>
+        <w:tblLook w:firstColumn="1" w:firstRow="1" w:lastColumn="0" w:lastRow="0" w:noHBand="0" w:noVBand="1" w:val="04A0"/>
+      </w:tblPr>
+      <w:tblGrid>
+        <w:gridCol w:w="9386"/>
+      </w:tblGrid>
+      <w:tr>
+        <w:tc>
+          <w:tcPr>
+            <w:tcW w:type="dxa" w:w="9386"/>
+            <w:shd w:fill="EDFBF3"/>
+          </w:tcPr>
+          <w:p>
+            <w:r/>
+            <w:r>
+              <w:rPr>
+                <w:b/>
+                <w:sz w:val="22"/>
+              </w:rPr>
+              <w:t>✓ 교훈</w:t>
+            </w:r>
+          </w:p>
+          <w:p>
+            <w:r>
+              <w:rPr>
+                <w:sz w:val="20"/>
+              </w:rPr>
+              <w:t>• 성능 차이를 "실측"했다고 해서 그 "원인"까지 실측한 것은 아니다 — 실행 시간 측정(블랙박스)과 소스코드 분석(화이트박스)은 별개의 검증이다.</w:t>
+            </w:r>
+          </w:p>
+          <w:p>
+            <w:r>
+              <w:rPr>
+                <w:sz w:val="20"/>
+              </w:rPr>
+              <w:t>• 이번 정정을 통해 보고서의 인과 관계 서술을 추정에서 실제 소스 근거로 격상시켰다.</w:t>
+            </w:r>
+          </w:p>
+        </w:tc>
+      </w:tr>
+    </w:tbl>
     <w:sectPr>
       <w:pgSz w:w="11906" w:h="16838" w:orient="portrait"/>
       <w:pgMar w:top="1440" w:right="1260" w:bottom="1440" w:left="1260" w:header="708" w:footer="708" w:gutter="0"/>
